--- a/pr-preview/pr-434/chapters/mathematical-writing.docx
+++ b/pr-preview/pr-434/chapters/mathematical-writing.docx
@@ -15,7 +15,7 @@
         <w:pStyle w:val="Date"/>
       </w:pPr>
       <w:r>
-        <w:t xml:space="preserve">Last modified: 2026-10-29 17:04:15 (PDT)</w:t>
+        <w:t xml:space="preserve">Last modified: 2026-10-29 17:11:04 (PDT)</w:t>
       </w:r>
     </w:p>
     <w:tbl>
@@ -4297,7 +4297,7 @@
       </w:r>
     </w:p>
     <w:bookmarkEnd w:id="52"/>
-    <w:bookmarkStart w:id="55" w:name="state-a-theorem-in-one-short-sentence"/>
+    <w:bookmarkStart w:id="56" w:name="state-a-theorem-in-one-short-sentence"/>
     <w:p>
       <w:pPr>
         <w:pStyle w:val="Heading2"/>
@@ -4353,13 +4353,19 @@
         <w:t xml:space="preserve"> </w:t>
       </w:r>
       <w:r>
-        <w:t xml:space="preserve">Leave asides out of the statement itself:</w:t>
-      </w:r>
-      <w:r>
-        <w:t xml:space="preserve"> </w:t>
-      </w:r>
-      <w:r>
-        <w:t xml:space="preserve">“Without loss of generality we may assume …”</w:t>
+        <w:t xml:space="preserve">Leave asides out of the statement itself.</w:t>
+      </w:r>
+      <w:r>
+        <w:t xml:space="preserve"> </w:t>
+      </w:r>
+      <w:r>
+        <w:t xml:space="preserve">Halmos says that phrases such as</w:t>
+      </w:r>
+      <w:r>
+        <w:t xml:space="preserve"> </w:t>
+      </w:r>
+      <w:r>
+        <w:t xml:space="preserve">“without loss of generality we may assume …”</w:t>
       </w:r>
       <w:r>
         <w:t xml:space="preserve"> </w:t>
@@ -4371,13 +4377,13 @@
         <w:t xml:space="preserve"> </w:t>
       </w:r>
       <w:r>
-        <w:t xml:space="preserve">“Moreover it follows from Theorem 1 that …”</w:t>
-      </w:r>
-      <w:r>
-        <w:t xml:space="preserve"> </w:t>
-      </w:r>
-      <w:r>
-        <w:t xml:space="preserve">“do not belong in the statement of a theorem”</w:t>
+        <w:t xml:space="preserve">“moreover it follows from Theorem 1 that …”</w:t>
+      </w:r>
+      <w:r>
+        <w:t xml:space="preserve"> </w:t>
+      </w:r>
+      <w:r>
+        <w:t xml:space="preserve">do not belong in the statement of a theorem</w:t>
       </w:r>
       <w:r>
         <w:t xml:space="preserve"> </w:t>
@@ -4625,7 +4631,18 @@
         <w:pStyle w:val="BodyText"/>
       </w:pPr>
       <w:r>
-        <w:t xml:space="preserve">A warn-only check flags</w:t>
+        <w:t xml:space="preserve">A warn-only check (</w:t>
+      </w:r>
+      <w:hyperlink r:id="rId55">
+        <w:r>
+          <w:rPr>
+            <w:rStyle w:val="Hyperlink"/>
+          </w:rPr>
+          <w:t xml:space="preserve">gha#1368</w:t>
+        </w:r>
+      </w:hyperlink>
+      <w:r>
+        <w:t xml:space="preserve">) flags</w:t>
       </w:r>
       <w:r>
         <w:t xml:space="preserve"> </w:t>
@@ -4673,8 +4690,8 @@
         <w:t xml:space="preserve">so the length rule stays a writing rule that review enforces.</w:t>
       </w:r>
     </w:p>
-    <w:bookmarkEnd w:id="55"/>
-    <w:bookmarkStart w:id="69" w:name="rules-that-other-chapters-cover"/>
+    <w:bookmarkEnd w:id="56"/>
+    <w:bookmarkStart w:id="70" w:name="rules-that-other-chapters-cover"/>
     <w:p>
       <w:pPr>
         <w:pStyle w:val="Heading2"/>
@@ -4715,7 +4732,7 @@
       <w:tr>
         <w:tc>
           <w:tcPr/>
-          <w:bookmarkStart w:id="63" w:name="tbl-knuth-elsewhere"/>
+          <w:bookmarkStart w:id="64" w:name="tbl-knuth-elsewhere"/>
           <w:p>
             <w:pPr>
               <w:jc w:val="center"/>
@@ -4851,7 +4868,7 @@
                     <w:pStyle w:val="Compact"/>
                     <w:jc w:val="center"/>
                   </w:pPr>
-                  <w:hyperlink r:id="rId56">
+                  <w:hyperlink r:id="rId57">
                     <w:r>
                       <w:rPr>
                         <w:rStyle w:val="Hyperlink"/>
@@ -4882,7 +4899,7 @@
                     <w:pStyle w:val="Compact"/>
                     <w:jc w:val="center"/>
                   </w:pPr>
-                  <w:hyperlink r:id="rId57">
+                  <w:hyperlink r:id="rId58">
                     <w:r>
                       <w:rPr>
                         <w:rStyle w:val="Hyperlink"/>
@@ -4913,7 +4930,7 @@
                     <w:pStyle w:val="Compact"/>
                     <w:jc w:val="center"/>
                   </w:pPr>
-                  <w:hyperlink r:id="rId58">
+                  <w:hyperlink r:id="rId59">
                     <w:r>
                       <w:rPr>
                         <w:rStyle w:val="Hyperlink"/>
@@ -4944,7 +4961,7 @@
                     <w:pStyle w:val="Compact"/>
                     <w:jc w:val="center"/>
                   </w:pPr>
-                  <w:hyperlink r:id="rId59">
+                  <w:hyperlink r:id="rId60">
                     <w:r>
                       <w:rPr>
                         <w:rStyle w:val="Hyperlink"/>
@@ -4993,7 +5010,7 @@
                   <w:r>
                     <w:t xml:space="preserve"> </w:t>
                   </w:r>
-                  <w:hyperlink r:id="rId60">
+                  <w:hyperlink r:id="rId61">
                     <w:r>
                       <w:rPr>
                         <w:rStyle w:val="Hyperlink"/>
@@ -5010,7 +5027,7 @@
                     <w:pStyle w:val="Compact"/>
                     <w:jc w:val="center"/>
                   </w:pPr>
-                  <w:hyperlink r:id="rId61">
+                  <w:hyperlink r:id="rId62">
                     <w:r>
                       <w:rPr>
                         <w:rStyle w:val="Hyperlink"/>
@@ -5041,7 +5058,7 @@
                     <w:pStyle w:val="Compact"/>
                     <w:jc w:val="center"/>
                   </w:pPr>
-                  <w:hyperlink r:id="rId62">
+                  <w:hyperlink r:id="rId63">
                     <w:r>
                       <w:rPr>
                         <w:rStyle w:val="Hyperlink"/>
@@ -5053,13 +5070,13 @@
               </w:tc>
             </w:tr>
           </w:tbl>
-          <w:bookmarkEnd w:id="63"/>
+          <w:bookmarkEnd w:id="64"/>
           <w:p/>
         </w:tc>
       </w:tr>
     </w:tbl>
-    <w:bookmarkStart w:id="68" w:name="refs"/>
-    <w:bookmarkStart w:id="65" w:name="ref-halmos1970write"/>
+    <w:bookmarkStart w:id="69" w:name="refs"/>
+    <w:bookmarkStart w:id="66" w:name="ref-halmos1970write"/>
     <w:p>
       <w:pPr>
         <w:pStyle w:val="Bibliography"/>
@@ -5106,7 +5123,7 @@
       <w:r>
         <w:t xml:space="preserve"> </w:t>
       </w:r>
-      <w:hyperlink r:id="rId64">
+      <w:hyperlink r:id="rId65">
         <w:r>
           <w:rPr>
             <w:rStyle w:val="Hyperlink"/>
@@ -5118,8 +5135,8 @@
         <w:t xml:space="preserve">.</w:t>
       </w:r>
     </w:p>
-    <w:bookmarkEnd w:id="65"/>
-    <w:bookmarkStart w:id="67" w:name="ref-knuth1987mathematical"/>
+    <w:bookmarkEnd w:id="66"/>
+    <w:bookmarkStart w:id="68" w:name="ref-knuth1987mathematical"/>
     <w:p>
       <w:pPr>
         <w:pStyle w:val="Bibliography"/>
@@ -5143,7 +5160,7 @@
       <w:r>
         <w:t xml:space="preserve"> </w:t>
       </w:r>
-      <w:hyperlink r:id="rId66">
+      <w:hyperlink r:id="rId67">
         <w:r>
           <w:rPr>
             <w:rStyle w:val="Hyperlink"/>
@@ -5155,9 +5172,9 @@
         <w:t xml:space="preserve">.</w:t>
       </w:r>
     </w:p>
-    <w:bookmarkEnd w:id="67"/>
     <w:bookmarkEnd w:id="68"/>
     <w:bookmarkEnd w:id="69"/>
+    <w:bookmarkEnd w:id="70"/>
     <w:sectPr>
       <w:footnotePr>
         <w:numRestart w:val="eachSect"/>
